--- a/鈞翔官網發信機制設定報告.docx
+++ b/鈞翔官網發信機制設定報告.docx
@@ -197,7 +197,7 @@
           </w:tcPr>
           <w:p>
             <w:r>
-              <w:t>re_K6S5HQxA_EfH27WeijyUhqQdEscVVUz8J (Resend API Key)</w:t>
+              <w:t>re_K6S5************************ (已進行遮蔽保護)</w:t>
             </w:r>
           </w:p>
         </w:tc>
